--- a/Entrega 2/Explicacion.docx
+++ b/Entrega 2/Explicacion.docx
@@ -1,6 +1,6 @@
 
 <file path=word/document.xml><?xml version="1.0" encoding="utf-8"?>
-<w:document xmlns:wpc="http://schemas.microsoft.com/office/word/2010/wordprocessingCanvas" xmlns:cx="http://schemas.microsoft.com/office/drawing/2014/chartex" xmlns:cx1="http://schemas.microsoft.com/office/drawing/2015/9/8/chartex" xmlns:cx2="http://schemas.microsoft.com/office/drawing/2015/10/21/chartex" xmlns:cx3="http://schemas.microsoft.com/office/drawing/2016/5/9/chartex" xmlns:cx4="http://schemas.microsoft.com/office/drawing/2016/5/10/chartex" xmlns:cx5="http://schemas.microsoft.com/office/drawing/2016/5/11/chartex" xmlns:cx6="http://schemas.microsoft.com/office/drawing/2016/5/12/chartex" xmlns:cx7="http://schemas.microsoft.com/office/drawing/2016/5/13/chartex" xmlns:cx8="http://schemas.microsoft.com/office/drawing/2016/5/14/chartex" xmlns:mc="http://schemas.openxmlformats.org/markup-compatibility/2006" xmlns:aink="http://schemas.microsoft.com/office/drawing/2016/ink" xmlns:am3d="http://schemas.microsoft.com/office/drawing/2017/model3d" xmlns:o="urn:schemas-microsoft-com:office:office" xmlns:oel="http://schemas.microsoft.com/office/2019/extlst" xmlns:r="http://schemas.openxmlformats.org/officeDocument/2006/relationships" xmlns:m="http://schemas.openxmlformats.org/officeDocument/2006/math" xmlns:v="urn:schemas-microsoft-com:vml" xmlns:wp14="http://schemas.microsoft.com/office/word/2010/wordprocessingDrawing" xmlns:wp="http://schemas.openxmlformats.org/drawingml/2006/wordprocessingDrawing" xmlns:w10="urn:schemas-microsoft-com:office:word" xmlns:w="http://schemas.openxmlformats.org/wordprocessingml/2006/main" xmlns:w14="http://schemas.microsoft.com/office/word/2010/wordml" xmlns:w15="http://schemas.microsoft.com/office/word/2012/wordml" xmlns:w16cex="http://schemas.microsoft.com/office/word/2018/wordml/cex" xmlns:w16cid="http://schemas.microsoft.com/office/word/2016/wordml/cid" xmlns:w16="http://schemas.microsoft.com/office/word/2018/wordml" xmlns:w16du="http://schemas.microsoft.com/office/word/2023/wordml/word16du" xmlns:w16sdtdh="http://schemas.microsoft.com/office/word/2020/wordml/sdtdatahash" xmlns:w16se="http://schemas.microsoft.com/office/word/2015/wordml/symex" xmlns:wpg="http://schemas.microsoft.com/office/word/2010/wordprocessingGroup" xmlns:wpi="http://schemas.microsoft.com/office/word/2010/wordprocessingInk" xmlns:wne="http://schemas.microsoft.com/office/word/2006/wordml" xmlns:wps="http://schemas.microsoft.com/office/word/2010/wordprocessingShape" mc:Ignorable="w14 w15 w16se w16cid w16 w16cex w16sdtdh w16du wp14">
+<w:document xmlns:wpc="http://schemas.microsoft.com/office/word/2010/wordprocessingCanvas" xmlns:cx="http://schemas.microsoft.com/office/drawing/2014/chartex" xmlns:cx1="http://schemas.microsoft.com/office/drawing/2015/9/8/chartex" xmlns:cx2="http://schemas.microsoft.com/office/drawing/2015/10/21/chartex" xmlns:cx3="http://schemas.microsoft.com/office/drawing/2016/5/9/chartex" xmlns:cx4="http://schemas.microsoft.com/office/drawing/2016/5/10/chartex" xmlns:cx5="http://schemas.microsoft.com/office/drawing/2016/5/11/chartex" xmlns:cx6="http://schemas.microsoft.com/office/drawing/2016/5/12/chartex" xmlns:cx7="http://schemas.microsoft.com/office/drawing/2016/5/13/chartex" xmlns:cx8="http://schemas.microsoft.com/office/drawing/2016/5/14/chartex" xmlns:mc="http://schemas.openxmlformats.org/markup-compatibility/2006" xmlns:aink="http://schemas.microsoft.com/office/drawing/2016/ink" xmlns:am3d="http://schemas.microsoft.com/office/drawing/2017/model3d" xmlns:o="urn:schemas-microsoft-com:office:office" xmlns:oel="http://schemas.microsoft.com/office/2019/extlst" xmlns:r="http://schemas.openxmlformats.org/officeDocument/2006/relationships" xmlns:m="http://schemas.openxmlformats.org/officeDocument/2006/math" xmlns:v="urn:schemas-microsoft-com:vml" xmlns:wp14="http://schemas.microsoft.com/office/word/2010/wordprocessingDrawing" xmlns:wp="http://schemas.openxmlformats.org/drawingml/2006/wordprocessingDrawing" xmlns:w10="urn:schemas-microsoft-com:office:word" xmlns:w="http://schemas.openxmlformats.org/wordprocessingml/2006/main" xmlns:w14="http://schemas.microsoft.com/office/word/2010/wordml" xmlns:w15="http://schemas.microsoft.com/office/word/2012/wordml" xmlns:w16cex="http://schemas.microsoft.com/office/word/2018/wordml/cex" xmlns:w16cid="http://schemas.microsoft.com/office/word/2016/wordml/cid" xmlns:w16="http://schemas.microsoft.com/office/word/2018/wordml" xmlns:w16sdtdh="http://schemas.microsoft.com/office/word/2020/wordml/sdtdatahash" xmlns:w16se="http://schemas.microsoft.com/office/word/2015/wordml/symex" xmlns:wpg="http://schemas.microsoft.com/office/word/2010/wordprocessingGroup" xmlns:wpi="http://schemas.microsoft.com/office/word/2010/wordprocessingInk" xmlns:wne="http://schemas.microsoft.com/office/word/2006/wordml" xmlns:wps="http://schemas.microsoft.com/office/word/2010/wordprocessingShape" mc:Ignorable="w14 w15 w16se w16cid w16 w16cex w16sdtdh wp14">
   <w:body>
     <w:p>
       <w:pPr>
@@ -10,6 +10,105 @@
           <w:szCs w:val="32"/>
         </w:rPr>
       </w:pPr>
+      <w:r>
+        <w:rPr>
+          <w:noProof/>
+          <w:sz w:val="32"/>
+          <w:szCs w:val="32"/>
+        </w:rPr>
+        <w:drawing>
+          <wp:inline distT="0" distB="0" distL="0" distR="0" wp14:anchorId="67B4BE81" wp14:editId="093BD778">
+            <wp:extent cx="5612130" cy="6200140"/>
+            <wp:effectExtent l="0" t="0" r="1270" b="0"/>
+            <wp:docPr id="387022095" name="Imagen 2"/>
+            <wp:cNvGraphicFramePr>
+              <a:graphicFrameLocks xmlns:a="http://schemas.openxmlformats.org/drawingml/2006/main" noChangeAspect="1"/>
+            </wp:cNvGraphicFramePr>
+            <a:graphic xmlns:a="http://schemas.openxmlformats.org/drawingml/2006/main">
+              <a:graphicData uri="http://schemas.openxmlformats.org/drawingml/2006/picture">
+                <pic:pic xmlns:pic="http://schemas.openxmlformats.org/drawingml/2006/picture">
+                  <pic:nvPicPr>
+                    <pic:cNvPr id="387022095" name="Imagen 387022095"/>
+                    <pic:cNvPicPr/>
+                  </pic:nvPicPr>
+                  <pic:blipFill>
+                    <a:blip r:embed="rId4" cstate="print">
+                      <a:extLst>
+                        <a:ext uri="{28A0092B-C50C-407E-A947-70E740481C1C}">
+                          <a14:useLocalDpi xmlns:a14="http://schemas.microsoft.com/office/drawing/2010/main" val="0"/>
+                        </a:ext>
+                      </a:extLst>
+                    </a:blip>
+                    <a:stretch>
+                      <a:fillRect/>
+                    </a:stretch>
+                  </pic:blipFill>
+                  <pic:spPr>
+                    <a:xfrm>
+                      <a:off x="0" y="0"/>
+                      <a:ext cx="5612130" cy="6200140"/>
+                    </a:xfrm>
+                    <a:prstGeom prst="rect">
+                      <a:avLst/>
+                    </a:prstGeom>
+                  </pic:spPr>
+                </pic:pic>
+              </a:graphicData>
+            </a:graphic>
+          </wp:inline>
+        </w:drawing>
+      </w:r>
+      <w:r>
+        <w:rPr>
+          <w:b/>
+          <w:bCs/>
+          <w:noProof/>
+          <w:sz w:val="32"/>
+          <w:szCs w:val="32"/>
+        </w:rPr>
+        <w:lastRenderedPageBreak/>
+        <w:drawing>
+          <wp:inline distT="0" distB="0" distL="0" distR="0" wp14:anchorId="6389E3B7" wp14:editId="12E22897">
+            <wp:extent cx="5612130" cy="4699635"/>
+            <wp:effectExtent l="0" t="0" r="1270" b="0"/>
+            <wp:docPr id="486420914" name="Imagen 1"/>
+            <wp:cNvGraphicFramePr>
+              <a:graphicFrameLocks xmlns:a="http://schemas.openxmlformats.org/drawingml/2006/main" noChangeAspect="1"/>
+            </wp:cNvGraphicFramePr>
+            <a:graphic xmlns:a="http://schemas.openxmlformats.org/drawingml/2006/main">
+              <a:graphicData uri="http://schemas.openxmlformats.org/drawingml/2006/picture">
+                <pic:pic xmlns:pic="http://schemas.openxmlformats.org/drawingml/2006/picture">
+                  <pic:nvPicPr>
+                    <pic:cNvPr id="486420914" name="Imagen 486420914"/>
+                    <pic:cNvPicPr/>
+                  </pic:nvPicPr>
+                  <pic:blipFill>
+                    <a:blip r:embed="rId5" cstate="print">
+                      <a:extLst>
+                        <a:ext uri="{28A0092B-C50C-407E-A947-70E740481C1C}">
+                          <a14:useLocalDpi xmlns:a14="http://schemas.microsoft.com/office/drawing/2010/main" val="0"/>
+                        </a:ext>
+                      </a:extLst>
+                    </a:blip>
+                    <a:stretch>
+                      <a:fillRect/>
+                    </a:stretch>
+                  </pic:blipFill>
+                  <pic:spPr>
+                    <a:xfrm>
+                      <a:off x="0" y="0"/>
+                      <a:ext cx="5612130" cy="4699635"/>
+                    </a:xfrm>
+                    <a:prstGeom prst="rect">
+                      <a:avLst/>
+                    </a:prstGeom>
+                  </pic:spPr>
+                </pic:pic>
+              </a:graphicData>
+            </a:graphic>
+          </wp:inline>
+        </w:drawing>
+      </w:r>
       <w:r>
         <w:rPr>
           <w:b/>
@@ -65,6 +164,7 @@
         <w:jc w:val="both"/>
       </w:pPr>
       <w:r>
+        <w:lastRenderedPageBreak/>
         <w:t xml:space="preserve">El gestor de usuarios maneja dos tipos de usuarios distintos: Estudiante y Profesor. La principal diferencia entre ellos es que el estudiante almacena referencias a los </w:t>
       </w:r>
       <w:proofErr w:type="spellStart"/>
@@ -223,11 +323,7 @@
         <w:t>id</w:t>
       </w:r>
       <w:r>
-        <w:t xml:space="preserve"> del estudiante inscrito y el </w:t>
-      </w:r>
-      <w:r>
-        <w:lastRenderedPageBreak/>
-        <w:t xml:space="preserve">valor como un objeto de la clase </w:t>
+        <w:t xml:space="preserve"> del estudiante inscrito y el valor como un objeto de la clase </w:t>
       </w:r>
       <w:proofErr w:type="spellStart"/>
       <w:r>
@@ -319,7 +415,11 @@
         <w:t>id</w:t>
       </w:r>
       <w:r>
-        <w:t xml:space="preserve"> distinto y, por lo tanto, un archivo diferente). Esto permite un guardado de información más rápido que usar un solo CSV para todas las instancias de una clase, ya que un CSV requeriría reescribir todo el archivo solo para borrar o modificar la información de un objeto guardado (en el enfoque más sencillo, dado que facilita evitar errores al borrar filas incorrectas).</w:t>
+        <w:t xml:space="preserve"> distinto y, por lo tanto, un archivo diferente). Esto permite un guardado de información más rápido que usar un solo CSV para todas las instancias de una clase, ya que un CSV requeriría reescribir todo el archivo solo para borrar o modificar la información de un </w:t>
+      </w:r>
+      <w:r>
+        <w:lastRenderedPageBreak/>
+        <w:t>objeto guardado (en el enfoque más sencillo, dado que facilita evitar errores al borrar filas incorrectas).</w:t>
       </w:r>
     </w:p>
     <w:p>
@@ -376,7 +476,7 @@
                     <pic:cNvPicPr/>
                   </pic:nvPicPr>
                   <pic:blipFill>
-                    <a:blip r:embed="rId4"/>
+                    <a:blip r:embed="rId6"/>
                     <a:stretch>
                       <a:fillRect/>
                     </a:stretch>
@@ -416,7 +516,7 @@
                     <pic:cNvPicPr/>
                   </pic:nvPicPr>
                   <pic:blipFill>
-                    <a:blip r:embed="rId5"/>
+                    <a:blip r:embed="rId7"/>
                     <a:stretch>
                       <a:fillRect/>
                     </a:stretch>
@@ -447,7 +547,6 @@
         <w:jc w:val="both"/>
       </w:pPr>
       <w:r>
-        <w:lastRenderedPageBreak/>
         <w:t>Para todas las entidades estándar, se utiliza este método de persistencia, mientras que para algunas estructuras más complejas se aplica un formato diferente, donde puede haber dos o tres números en una línea separados por un espacio. Este formato se usa para almacenar información de un mapa o mapa de mapas (explicados en la sección anterior), lo cual permite una carga "modular", primero cargando por separado estas entidades sencillas y luego las más complejas que requieren que las sencillas ya estén cargadas.</w:t>
       </w:r>
     </w:p>
@@ -513,6 +612,7 @@
           <w:i/>
           <w:iCs/>
         </w:rPr>
+        <w:lastRenderedPageBreak/>
         <w:t>FileWriter</w:t>
       </w:r>
       <w:proofErr w:type="spellEnd"/>
@@ -558,7 +658,7 @@
 </file>
 
 <file path=word/styles.xml><?xml version="1.0" encoding="utf-8"?>
-<w:styles xmlns:mc="http://schemas.openxmlformats.org/markup-compatibility/2006" xmlns:r="http://schemas.openxmlformats.org/officeDocument/2006/relationships" xmlns:w="http://schemas.openxmlformats.org/wordprocessingml/2006/main" xmlns:w14="http://schemas.microsoft.com/office/word/2010/wordml" xmlns:w15="http://schemas.microsoft.com/office/word/2012/wordml" xmlns:w16cex="http://schemas.microsoft.com/office/word/2018/wordml/cex" xmlns:w16cid="http://schemas.microsoft.com/office/word/2016/wordml/cid" xmlns:w16="http://schemas.microsoft.com/office/word/2018/wordml" xmlns:w16du="http://schemas.microsoft.com/office/word/2023/wordml/word16du" xmlns:w16sdtdh="http://schemas.microsoft.com/office/word/2020/wordml/sdtdatahash" xmlns:w16se="http://schemas.microsoft.com/office/word/2015/wordml/symex" mc:Ignorable="w14 w15 w16se w16cid w16 w16cex w16sdtdh w16du">
+<w:styles xmlns:mc="http://schemas.openxmlformats.org/markup-compatibility/2006" xmlns:r="http://schemas.openxmlformats.org/officeDocument/2006/relationships" xmlns:w="http://schemas.openxmlformats.org/wordprocessingml/2006/main" xmlns:w14="http://schemas.microsoft.com/office/word/2010/wordml" xmlns:w15="http://schemas.microsoft.com/office/word/2012/wordml" xmlns:w16cex="http://schemas.microsoft.com/office/word/2018/wordml/cex" xmlns:w16cid="http://schemas.microsoft.com/office/word/2016/wordml/cid" xmlns:w16="http://schemas.microsoft.com/office/word/2018/wordml" xmlns:w16sdtdh="http://schemas.microsoft.com/office/word/2020/wordml/sdtdatahash" xmlns:w16se="http://schemas.microsoft.com/office/word/2015/wordml/symex" mc:Ignorable="w14 w15 w16se w16cid w16 w16cex w16sdtdh">
   <w:docDefaults>
     <w:rPrDefault>
       <w:rPr>
@@ -1160,6 +1260,7 @@
   <w:style w:type="character" w:default="1" w:styleId="Fuentedeprrafopredeter">
     <w:name w:val="Default Paragraph Font"/>
     <w:uiPriority w:val="1"/>
+    <w:semiHidden/>
     <w:unhideWhenUsed/>
   </w:style>
   <w:style w:type="table" w:default="1" w:styleId="Tablanormal">
